--- a/docs/RESUME.zh.docx
+++ b/docs/RESUME.zh.docx
@@ -35,12 +35,6 @@
       <w:r>
         <w:rPr>
           <w:rFonts w:ascii="Songti SC" w:hAnsi="Songti SC" w:eastAsia="Songti SC" w:cs="Songti SC"/>
-          <w:b w:val="0"/>
-        </w:rPr>
-      </w:r>
-      <w:r>
-        <w:rPr>
-          <w:rFonts w:ascii="Songti SC" w:hAnsi="Songti SC" w:eastAsia="Songti SC" w:cs="Songti SC"/>
           <w:b/>
         </w:rPr>
         <w:t>项目概述：</w:t>
@@ -50,7 +44,7 @@
           <w:rFonts w:ascii="Songti SC" w:hAnsi="Songti SC" w:eastAsia="Songti SC" w:cs="Songti SC"/>
           <w:b w:val="0"/>
         </w:rPr>
-        <w:t xml:space="preserve"> 基于开源 MinivLLM 扩展 Qwen3-0.6B/8B 推理流程，围绕 Prefill/Decode、分页 KV Cache 和请求调度实现与验证优化；集成 Prefix Caching、Chunked Prefill、DFlash 批量投机解码与 Target CUDA Graph，并完成单机双卡 TP/DP/1P1D 对照。技术栈：Python、PyTorch、Triton、CUDA Graph、NCCL、AWQ。</w:t>
+        <w:t xml:space="preserve"> 基于开源 MinivLLM，面向 Qwen3-8B 优化 KV Cache 管理与请求调度，集成 Prefix Caching、Chunked Prefill、DFlash 批量投机解码与 Target CUDA Graph，并完成单卡及 TP2/DP2/1P1D 对照评测。技术栈：Python、PyTorch、Triton、CUDA Graph、NCCL、AWQ。</w:t>
       </w:r>
     </w:p>
     <w:p>

--- a/docs/RESUME.zh.docx
+++ b/docs/RESUME.zh.docx
@@ -203,7 +203,7 @@
           <w:rFonts w:ascii="Songti SC" w:hAnsi="Songti SC" w:eastAsia="Songti SC" w:cs="Songti SC"/>
           <w:b w:val="0"/>
         </w:rPr>
-        <w:t>；48 条请求均与单卡输出逐 token 一致，并记录每卡吞吐、显存和排队时延。</w:t>
+        <w:t>；48 条请求均与单卡输出逐 token 一致。</w:t>
       </w:r>
     </w:p>
     <w:p>

--- a/docs/RESUME.zh.docx
+++ b/docs/RESUME.zh.docx
@@ -11,6 +11,7 @@
         <w:rPr>
           <w:rFonts w:ascii="Songti SC" w:hAnsi="Songti SC" w:eastAsia="Songti SC" w:cs="Songti SC"/>
           <w:b/>
+          <w:color w:val="000000"/>
           <w:sz w:val="32"/>
         </w:rPr>
         <w:t>轻量级大模型推理引擎复现与优化</w:t>
@@ -30,272 +31,343 @@
     </w:p>
     <w:p>
       <w:pPr>
+        <w:keepNext w:val="0"/>
         <w:keepLines/>
       </w:pPr>
       <w:r>
         <w:rPr>
-          <w:rFonts w:ascii="Songti SC" w:hAnsi="Songti SC" w:eastAsia="Songti SC" w:cs="Songti SC"/>
+          <w:rFonts w:ascii="Songti SC" w:hAnsi="Songti SC" w:eastAsia="Songti SC"/>
           <w:b/>
+          <w:color w:val="000000"/>
         </w:rPr>
         <w:t>项目概述：</w:t>
       </w:r>
       <w:r>
         <w:rPr>
-          <w:rFonts w:ascii="Songti SC" w:hAnsi="Songti SC" w:eastAsia="Songti SC" w:cs="Songti SC"/>
+          <w:rFonts w:ascii="Songti SC" w:hAnsi="Songti SC" w:eastAsia="Songti SC"/>
           <w:b w:val="0"/>
+          <w:color w:val="000000"/>
         </w:rPr>
-        <w:t xml:space="preserve"> 基于开源 MinivLLM，面向 Qwen3-8B 优化 KV Cache 管理与请求调度，集成 Prefix Caching、Chunked Prefill、DFlash 批量投机解码与 Target CUDA Graph，并完成单卡及 TP2/DP2/1P1D 对照评测。技术栈：Python、PyTorch、Triton、CUDA Graph、NCCL、AWQ。</w:t>
+        <w:t xml:space="preserve"> 基于开源 MinivLLM，围绕 Qwen3-8B 扩展 KV Cache 与请求调度，集成 DFlash 批量投机解码、Target CUDA Graph，并完成 EAGLE3/DFlash/DSpark 方法对照、Markov/Confidence 消融及双卡部署实验。技术栈：Python、PyTorch、Triton、CUDA Graph、NCCL、AWQ。</w:t>
       </w:r>
     </w:p>
     <w:p>
       <w:pPr>
+        <w:keepNext w:val="0"/>
         <w:keepLines/>
       </w:pPr>
       <w:r>
         <w:rPr>
-          <w:rFonts w:ascii="Songti SC" w:hAnsi="Songti SC" w:eastAsia="Songti SC" w:cs="Songti SC"/>
-          <w:b w:val="0"/>
+          <w:rFonts w:ascii="Songti SC" w:hAnsi="Songti SC" w:eastAsia="Songti SC"/>
+          <w:b/>
+          <w:color w:val="000000"/>
         </w:rPr>
+        <w:t>缓存与请求调度：</w:t>
       </w:r>
       <w:r>
         <w:rPr>
-          <w:rFonts w:ascii="Songti SC" w:hAnsi="Songti SC" w:eastAsia="Songti SC" w:cs="Songti SC"/>
-          <w:b/>
+          <w:rFonts w:ascii="Songti SC" w:hAnsi="Songti SC" w:eastAsia="Songti SC"/>
+          <w:b w:val="0"/>
+          <w:color w:val="000000"/>
         </w:rPr>
-        <w:t>推理与缓存调度：</w:t>
+        <w:t xml:space="preserve"> 扩展分页 KV、链式块哈希前缀匹配与 LRU，支持 Chunked Prefill 和 P/D 混合连续批处理，验证部分 Prefill 不采样、请求补位与页回收。固定版本 ShareGPT 派生 100 请求中，三种调度输出逐 Token 一致；同一 Chunk 配置开启 Prefix，单次吞吐 </w:t>
       </w:r>
       <w:r>
         <w:rPr>
-          <w:rFonts w:ascii="Songti SC" w:hAnsi="Songti SC" w:eastAsia="Songti SC" w:cs="Songti SC"/>
-          <w:b w:val="0"/>
+          <w:rFonts w:ascii="Songti SC" w:hAnsi="Songti SC" w:eastAsia="Songti SC"/>
+          <w:b/>
+          <w:color w:val="000000"/>
         </w:rPr>
-        <w:t xml:space="preserve"> 完成模型加载、分页 KV 管理、链式块哈希前缀匹配与 LRU 驱逐，支持 Chunked Prefill 与 P/D 混合连续批处理；验证部分 Prefill 不采样、共享前缀复用、请求补位与 KV 页回收。建立固定版本 ShareGPT 派生 100 请求评测，三种调度输出逐 token 一致；同一 Chunk 配置开启 Prefix 后，单次吞吐由 </w:t>
+        <w:t>43.67→52.51 tokens/s（+20.2%）</w:t>
       </w:r>
       <w:r>
         <w:rPr>
-          <w:rFonts w:ascii="Songti SC" w:hAnsi="Songti SC" w:eastAsia="Songti SC" w:cs="Songti SC"/>
-          <w:b/>
+          <w:rFonts w:ascii="Songti SC" w:hAnsi="Songti SC" w:eastAsia="Songti SC"/>
+          <w:b w:val="0"/>
+          <w:color w:val="000000"/>
         </w:rPr>
-        <w:t>43.67 提升至 52.51 tokens/s（+20.2%）</w:t>
-      </w:r>
-      <w:r>
-        <w:rPr>
-          <w:rFonts w:ascii="Songti SC" w:hAnsi="Songti SC" w:eastAsia="Songti SC" w:cs="Songti SC"/>
-          <w:b w:val="0"/>
-        </w:rPr>
-        <w:t xml:space="preserve">，复用 </w:t>
-      </w:r>
-      <w:r>
-        <w:rPr>
-          <w:rFonts w:ascii="Songti SC" w:hAnsi="Songti SC" w:eastAsia="Songti SC" w:cs="Songti SC"/>
-          <w:b/>
-        </w:rPr>
-        <w:t>13,568</w:t>
-      </w:r>
-      <w:r>
-        <w:rPr>
-          <w:rFonts w:ascii="Songti SC" w:hAnsi="Songti SC" w:eastAsia="Songti SC" w:cs="Songti SC"/>
-          <w:b w:val="0"/>
-        </w:rPr>
-        <w:t xml:space="preserve"> 个输入 tokens。</w:t>
+        <w:t>。</w:t>
       </w:r>
     </w:p>
     <w:p>
       <w:pPr>
+        <w:keepNext w:val="0"/>
         <w:keepLines/>
       </w:pPr>
       <w:r>
         <w:rPr>
-          <w:rFonts w:ascii="Songti SC" w:hAnsi="Songti SC" w:eastAsia="Songti SC" w:cs="Songti SC"/>
-          <w:b w:val="0"/>
+          <w:rFonts w:ascii="Songti SC" w:hAnsi="Songti SC" w:eastAsia="Songti SC"/>
+          <w:b/>
+          <w:color w:val="000000"/>
         </w:rPr>
+        <w:t>DFlash 与 CUDA Graph：</w:t>
       </w:r>
       <w:r>
         <w:rPr>
-          <w:rFonts w:ascii="Songti SC" w:hAnsi="Songti SC" w:eastAsia="Songti SC" w:cs="Songti SC"/>
-          <w:b/>
+          <w:rFonts w:ascii="Songti SC" w:hAnsi="Songti SC" w:eastAsia="Songti SC"/>
+          <w:b w:val="0"/>
+          <w:color w:val="000000"/>
         </w:rPr>
-        <w:t>投机解码与 CUDA Graph：</w:t>
+        <w:t xml:space="preserve"> 接入官方 Draft，实现批量 Target 验证、连续前缀接受与 KV 回滚，按 batch/query 分桶捕获 Target 前向图。单 A100 40GB、固定每请求 256 输出，三轮中位数相对 </w:t>
       </w:r>
       <w:r>
         <w:rPr>
-          <w:rFonts w:ascii="Songti SC" w:hAnsi="Songti SC" w:eastAsia="Songti SC" w:cs="Songti SC"/>
-          <w:b w:val="0"/>
+          <w:rFonts w:ascii="Songti SC" w:hAnsi="Songti SC" w:eastAsia="Songti SC"/>
+          <w:b/>
+          <w:color w:val="000000"/>
         </w:rPr>
-        <w:t xml:space="preserve"> 接入官方 DFlash Draft，完成批量 Target 验证、接受判断及 KV 回滚；通过静态输入缓冲和 batch/query 形状分桶捕获 Target 前向图。在单 A100 40GB、Qwen3-8B 固定 256-token 负载下，三轮中位数相对已开启 Graph 的自回归基线，单请求耗时 </w:t>
+        <w:t>AR Graph</w:t>
       </w:r>
       <w:r>
         <w:rPr>
-          <w:rFonts w:ascii="Songti SC" w:hAnsi="Songti SC" w:eastAsia="Songti SC" w:cs="Songti SC"/>
+          <w:rFonts w:ascii="Songti SC" w:hAnsi="Songti SC" w:eastAsia="Songti SC"/>
+          <w:b w:val="0"/>
+          <w:color w:val="000000"/>
+        </w:rPr>
+        <w:t xml:space="preserve">：单请求 </w:t>
+      </w:r>
+      <w:r>
+        <w:rPr>
+          <w:rFonts w:ascii="Songti SC" w:hAnsi="Songti SC" w:eastAsia="Songti SC"/>
           <w:b/>
+          <w:color w:val="000000"/>
         </w:rPr>
         <w:t>5.513→1.846 s</w:t>
       </w:r>
       <w:r>
         <w:rPr>
-          <w:rFonts w:ascii="Songti SC" w:hAnsi="Songti SC" w:eastAsia="Songti SC" w:cs="Songti SC"/>
+          <w:rFonts w:ascii="Songti SC" w:hAnsi="Songti SC" w:eastAsia="Songti SC"/>
           <w:b w:val="0"/>
+          <w:color w:val="000000"/>
         </w:rPr>
-        <w:t xml:space="preserve">，batch=2 的三请求总耗时 </w:t>
+        <w:t xml:space="preserve">，驻留≤2 的三请求总耗时 </w:t>
       </w:r>
       <w:r>
         <w:rPr>
-          <w:rFonts w:ascii="Songti SC" w:hAnsi="Songti SC" w:eastAsia="Songti SC" w:cs="Songti SC"/>
+          <w:rFonts w:ascii="Songti SC" w:hAnsi="Songti SC" w:eastAsia="Songti SC"/>
           <w:b/>
+          <w:color w:val="000000"/>
         </w:rPr>
         <w:t>11.653→7.651 s</w:t>
       </w:r>
       <w:r>
         <w:rPr>
-          <w:rFonts w:ascii="Songti SC" w:hAnsi="Songti SC" w:eastAsia="Songti SC" w:cs="Songti SC"/>
+          <w:rFonts w:ascii="Songti SC" w:hAnsi="Songti SC" w:eastAsia="Songti SC"/>
           <w:b w:val="0"/>
+          <w:color w:val="000000"/>
         </w:rPr>
-        <w:t xml:space="preserve">，总吞吐分别达到 </w:t>
+        <w:t xml:space="preserve">，总吞吐 </w:t>
       </w:r>
       <w:r>
         <w:rPr>
-          <w:rFonts w:ascii="Songti SC" w:hAnsi="Songti SC" w:eastAsia="Songti SC" w:cs="Songti SC"/>
+          <w:rFonts w:ascii="Songti SC" w:hAnsi="Songti SC" w:eastAsia="Songti SC"/>
           <w:b/>
+          <w:color w:val="000000"/>
         </w:rPr>
         <w:t>2.99×/1.52×</w:t>
       </w:r>
       <w:r>
         <w:rPr>
-          <w:rFonts w:ascii="Songti SC" w:hAnsi="Songti SC" w:eastAsia="Songti SC" w:cs="Songti SC"/>
+          <w:rFonts w:ascii="Songti SC" w:hAnsi="Songti SC" w:eastAsia="Songti SC"/>
           <w:b w:val="0"/>
+          <w:color w:val="000000"/>
         </w:rPr>
-        <w:t>；三轮输出与投机接受轨迹一致，验证前向无 Graph fallback。</w:t>
+        <w:t>；输出和接受轨迹一致，验证前向无 fallback。</w:t>
       </w:r>
     </w:p>
     <w:p>
       <w:pPr>
+        <w:keepNext w:val="0"/>
         <w:keepLines/>
       </w:pPr>
       <w:r>
         <w:rPr>
-          <w:rFonts w:ascii="Songti SC" w:hAnsi="Songti SC" w:eastAsia="Songti SC" w:cs="Songti SC"/>
-          <w:b w:val="0"/>
+          <w:rFonts w:ascii="Songti SC" w:hAnsi="Songti SC" w:eastAsia="Songti SC"/>
+          <w:b/>
+          <w:color w:val="000000"/>
         </w:rPr>
+        <w:t>投机方法对照与消融：</w:t>
       </w:r>
       <w:r>
         <w:rPr>
-          <w:rFonts w:ascii="Songti SC" w:hAnsi="Songti SC" w:eastAsia="Songti SC" w:cs="Songti SC"/>
-          <w:b/>
+          <w:rFonts w:ascii="Songti SC" w:hAnsi="Songti SC" w:eastAsia="Songti SC"/>
+          <w:b w:val="0"/>
+          <w:color w:val="000000"/>
         </w:rPr>
-        <w:t>双卡请求并行：</w:t>
+        <w:t xml:space="preserve"> 将官方 EAGLE3/DFlash/DSpark 接入同一稳定 Target。单 A100 40GB、12 条固定输入、每条 256 输出、三轮测量，相对配对 </w:t>
       </w:r>
       <w:r>
         <w:rPr>
-          <w:rFonts w:ascii="Songti SC" w:hAnsi="Songti SC" w:eastAsia="Songti SC" w:cs="Songti SC"/>
-          <w:b w:val="0"/>
+          <w:rFonts w:ascii="Songti SC" w:hAnsi="Songti SC" w:eastAsia="Songti SC"/>
+          <w:b/>
+          <w:color w:val="000000"/>
         </w:rPr>
-        <w:t xml:space="preserve"> 实现双副本独立 KV 管理及按驻留请求数路由，构建单卡、TP2、DP2 和 1P1D 的统一对照。在双 A100 40GB、两组 ShareGPT 派生负载单次测量中，DP2 相对单卡总吞吐提高 </w:t>
+        <w:t>AR Eager</w:t>
       </w:r>
       <w:r>
         <w:rPr>
-          <w:rFonts w:ascii="Songti SC" w:hAnsi="Songti SC" w:eastAsia="Songti SC" w:cs="Songti SC"/>
-          <w:b/>
+          <w:rFonts w:ascii="Songti SC" w:hAnsi="Songti SC" w:eastAsia="Songti SC"/>
+          <w:b w:val="0"/>
+          <w:color w:val="000000"/>
         </w:rPr>
-        <w:t>19%～26%</w:t>
+        <w:t xml:space="preserve"> 的吞吐分别为 </w:t>
       </w:r>
       <w:r>
         <w:rPr>
-          <w:rFonts w:ascii="Songti SC" w:hAnsi="Songti SC" w:eastAsia="Songti SC" w:cs="Songti SC"/>
+          <w:rFonts w:ascii="Songti SC" w:hAnsi="Songti SC" w:eastAsia="Songti SC"/>
+          <w:b/>
+          <w:color w:val="000000"/>
+        </w:rPr>
+        <w:t>2.93×/3.48×/3.90×</w:t>
+      </w:r>
+      <w:r>
+        <w:rPr>
+          <w:rFonts w:ascii="Songti SC" w:hAnsi="Songti SC" w:eastAsia="Songti SC"/>
           <w:b w:val="0"/>
+          <w:color w:val="000000"/>
         </w:rPr>
-        <w:t>；48 条请求均与单卡输出逐 token 一致。</w:t>
+        <w:t>（DSpark Markov Only），</w:t>
+      </w:r>
+      <w:r>
+        <w:rPr>
+          <w:rFonts w:ascii="Songti SC" w:hAnsi="Songti SC" w:eastAsia="Songti SC"/>
+          <w:b/>
+          <w:color w:val="000000"/>
+        </w:rPr>
+        <w:t>252/252</w:t>
+      </w:r>
+      <w:r>
+        <w:rPr>
+          <w:rFonts w:ascii="Songti SC" w:hAnsi="Songti SC" w:eastAsia="Songti SC"/>
+          <w:b w:val="0"/>
+          <w:color w:val="000000"/>
+        </w:rPr>
+        <w:t xml:space="preserve"> 组投机输出逐 Token 一致；同一 DSpark checkpoint 启用 Markov 后配对吞吐 </w:t>
+      </w:r>
+      <w:r>
+        <w:rPr>
+          <w:rFonts w:ascii="Songti SC" w:hAnsi="Songti SC" w:eastAsia="Songti SC"/>
+          <w:b/>
+          <w:color w:val="000000"/>
+        </w:rPr>
+        <w:t>+84.68%</w:t>
+      </w:r>
+      <w:r>
+        <w:rPr>
+          <w:rFonts w:ascii="Songti SC" w:hAnsi="Songti SC" w:eastAsia="Songti SC"/>
+          <w:b w:val="0"/>
+          <w:color w:val="000000"/>
+        </w:rPr>
+        <w:t>，Confidence 截断未获得总体吞吐收益。</w:t>
       </w:r>
     </w:p>
     <w:p>
       <w:pPr>
+        <w:keepNext w:val="0"/>
         <w:keepLines/>
       </w:pPr>
       <w:r>
         <w:rPr>
-          <w:rFonts w:ascii="Songti SC" w:hAnsi="Songti SC" w:eastAsia="Songti SC" w:cs="Songti SC"/>
-          <w:b w:val="0"/>
+          <w:rFonts w:ascii="Songti SC" w:hAnsi="Songti SC" w:eastAsia="Songti SC"/>
+          <w:b/>
+          <w:color w:val="000000"/>
         </w:rPr>
+        <w:t>双卡 DP 与 P/D 分离：</w:t>
       </w:r>
       <w:r>
         <w:rPr>
-          <w:rFonts w:ascii="Songti SC" w:hAnsi="Songti SC" w:eastAsia="Songti SC" w:cs="Songti SC"/>
-          <w:b/>
+          <w:rFonts w:ascii="Songti SC" w:hAnsi="Songti SC" w:eastAsia="Songti SC"/>
+          <w:b w:val="0"/>
+          <w:color w:val="000000"/>
         </w:rPr>
-        <w:t>Prefill/Decode 分离：</w:t>
+        <w:t xml:space="preserve"> 实现双副本独立 KV、按驻留数路由及单机 1P1D 的全部 36 层 K/V NCCL 迁移与页表重映射。两组 ShareGPT 派生负载单次测量中，DP2 较单卡总吞吐 </w:t>
       </w:r>
       <w:r>
         <w:rPr>
-          <w:rFonts w:ascii="Songti SC" w:hAnsi="Songti SC" w:eastAsia="Songti SC" w:cs="Songti SC"/>
-          <w:b w:val="0"/>
+          <w:rFonts w:ascii="Songti SC" w:hAnsi="Songti SC" w:eastAsia="Songti SC"/>
+          <w:b/>
+          <w:color w:val="000000"/>
         </w:rPr>
-        <w:t xml:space="preserve"> 实现单机 1P1D 推理，完成全部 36 层分页 K/V 的 NCCL 迁移、独立物理页表重映射及页所有权回收；P 卡负责 Prefill、D 卡负责 Decode。在与 DP2 近似吞吐下，两组负载最大 token 间隔由 </w:t>
+        <w:t>+19%～26%</w:t>
       </w:r>
       <w:r>
         <w:rPr>
-          <w:rFonts w:ascii="Songti SC" w:hAnsi="Songti SC" w:eastAsia="Songti SC" w:cs="Songti SC"/>
+          <w:rFonts w:ascii="Songti SC" w:hAnsi="Songti SC" w:eastAsia="Songti SC"/>
+          <w:b w:val="0"/>
+          <w:color w:val="000000"/>
+        </w:rPr>
+        <w:t xml:space="preserve">；1P1D 在接近 DP2 的吞吐下，将最大 Token 间隔由 </w:t>
+      </w:r>
+      <w:r>
+        <w:rPr>
+          <w:rFonts w:ascii="Songti SC" w:hAnsi="Songti SC" w:eastAsia="Songti SC"/>
           <w:b/>
+          <w:color w:val="000000"/>
         </w:rPr>
         <w:t>1.79～2.16 s 降至 0.20～0.21 s</w:t>
       </w:r>
       <w:r>
         <w:rPr>
-          <w:rFonts w:ascii="Songti SC" w:hAnsi="Songti SC" w:eastAsia="Songti SC" w:cs="Songti SC"/>
+          <w:rFonts w:ascii="Songti SC" w:hAnsi="Songti SC" w:eastAsia="Songti SC"/>
           <w:b w:val="0"/>
+          <w:color w:val="000000"/>
         </w:rPr>
-        <w:t>，48 条请求输出逐 token 一致。</w:t>
+        <w:t>；两模式各 48 条请求与单卡输出一致。</w:t>
       </w:r>
     </w:p>
     <w:p>
       <w:pPr>
+        <w:keepNext w:val="0"/>
         <w:keepLines/>
       </w:pPr>
       <w:r>
         <w:rPr>
-          <w:rFonts w:ascii="Songti SC" w:hAnsi="Songti SC" w:eastAsia="Songti SC" w:cs="Songti SC"/>
-          <w:b w:val="0"/>
-        </w:rPr>
-      </w:r>
-      <w:r>
-        <w:rPr>
-          <w:rFonts w:ascii="Songti SC" w:hAnsi="Songti SC" w:eastAsia="Songti SC" w:cs="Songti SC"/>
+          <w:rFonts w:ascii="Songti SC" w:hAnsi="Songti SC" w:eastAsia="Songti SC"/>
           <w:b/>
+          <w:color w:val="000000"/>
         </w:rPr>
         <w:t>量化与张量并行：</w:t>
       </w:r>
       <w:r>
         <w:rPr>
-          <w:rFonts w:ascii="Songti SC" w:hAnsi="Songti SC" w:eastAsia="Songti SC" w:cs="Songti SC"/>
+          <w:rFonts w:ascii="Songti SC" w:hAnsi="Songti SC" w:eastAsia="Songti SC"/>
           <w:b w:val="0"/>
+          <w:color w:val="000000"/>
         </w:rPr>
-        <w:t xml:space="preserve"> 集成官方 AWQ W4A16 权重加载与量化 Linear 参考验证，权重及量化元数据存储较 FP16 减少 </w:t>
+        <w:t xml:space="preserve"> 加载官方 AWQ W4A16 并验证量化 Linear，权重及量化元数据存储较 FP16 </w:t>
       </w:r>
       <w:r>
         <w:rPr>
-          <w:rFonts w:ascii="Songti SC" w:hAnsi="Songti SC" w:eastAsia="Songti SC" w:cs="Songti SC"/>
+          <w:rFonts w:ascii="Songti SC" w:hAnsi="Songti SC" w:eastAsia="Songti SC"/>
           <w:b/>
+          <w:color w:val="000000"/>
         </w:rPr>
-        <w:t>62.77%</w:t>
+        <w:t>−62.77%</w:t>
       </w:r>
       <w:r>
         <w:rPr>
-          <w:rFonts w:ascii="Songti SC" w:hAnsi="Songti SC" w:eastAsia="Songti SC" w:cs="Songti SC"/>
+          <w:rFonts w:ascii="Songti SC" w:hAnsi="Songti SC" w:eastAsia="Songti SC"/>
           <w:b w:val="0"/>
+          <w:color w:val="000000"/>
         </w:rPr>
-        <w:t xml:space="preserve">；完成 NCCL TP2 分片加载与推理，在所测负载下将每卡峰值显存由约 </w:t>
+        <w:t xml:space="preserve">；完成 NCCL TP2 分片加载与推理，每卡峰值显存约 </w:t>
       </w:r>
       <w:r>
         <w:rPr>
-          <w:rFonts w:ascii="Songti SC" w:hAnsi="Songti SC" w:eastAsia="Songti SC" w:cs="Songti SC"/>
+          <w:rFonts w:ascii="Songti SC" w:hAnsi="Songti SC" w:eastAsia="Songti SC"/>
           <w:b/>
+          <w:color w:val="000000"/>
         </w:rPr>
-        <w:t>20.08 降至 10.10 GiB</w:t>
+        <w:t>20.08→10.10 GiB</w:t>
       </w:r>
       <w:r>
         <w:rPr>
-          <w:rFonts w:ascii="Songti SC" w:hAnsi="Songti SC" w:eastAsia="Songti SC" w:cs="Songti SC"/>
+          <w:rFonts w:ascii="Songti SC" w:hAnsi="Songti SC" w:eastAsia="Songti SC"/>
           <w:b w:val="0"/>
+          <w:color w:val="000000"/>
         </w:rPr>
-        <w:t>。</w:t>
+        <w:t>。所测 AWQ、TP2 均未获得吞吐提升。</w:t>
+        <w:br/>
       </w:r>
     </w:p>
     <w:sectPr>

--- a/docs/RESUME.zh.docx
+++ b/docs/RESUME.zh.docx
@@ -5,25 +5,29 @@
     <w:p>
       <w:pPr>
         <w:pStyle w:val="Title"/>
-        <w:spacing w:before="0" w:after="100"/>
+        <w:keepNext/>
+        <w:spacing w:after="100"/>
       </w:pPr>
       <w:r>
         <w:rPr>
-          <w:rFonts w:ascii="Songti SC" w:hAnsi="Songti SC" w:eastAsia="Songti SC" w:cs="Songti SC"/>
+          <w:rFonts w:ascii="Arial Unicode MS" w:hAnsi="Arial Unicode MS" w:eastAsia="Arial Unicode MS"/>
           <w:b/>
           <w:color w:val="000000"/>
           <w:sz w:val="32"/>
         </w:rPr>
-        <w:t>轻量级大模型推理引擎复现与优化</w:t>
+        <w:t>Mini-vLLM 推理引擎扩展与投机解码优化</w:t>
       </w:r>
     </w:p>
     <w:p>
       <w:pPr>
-        <w:spacing w:after="240"/>
+        <w:keepNext/>
+        <w:spacing w:after="200"/>
       </w:pPr>
       <w:r>
         <w:rPr>
-          <w:rFonts w:ascii="Songti SC" w:hAnsi="Songti SC" w:eastAsia="Songti SC" w:cs="Songti SC"/>
+          <w:rFonts w:ascii="Arial Unicode MS" w:hAnsi="Arial Unicode MS" w:eastAsia="Arial Unicode MS"/>
+          <w:b w:val="0"/>
+          <w:color w:val="444444"/>
           <w:sz w:val="20"/>
         </w:rPr>
         <w:t>2026.10  ·  项目经历     github.com/qingzhai/mini-vLLM</w:t>
@@ -31,343 +35,326 @@
     </w:p>
     <w:p>
       <w:pPr>
-        <w:keepNext w:val="0"/>
         <w:keepLines/>
+        <w:spacing w:line="259" w:lineRule="auto" w:after="160"/>
       </w:pPr>
       <w:r>
         <w:rPr>
-          <w:rFonts w:ascii="Songti SC" w:hAnsi="Songti SC" w:eastAsia="Songti SC"/>
+          <w:rFonts w:ascii="Arial Unicode MS" w:hAnsi="Arial Unicode MS" w:eastAsia="Arial Unicode MS"/>
           <w:b/>
           <w:color w:val="000000"/>
+          <w:sz w:val="22"/>
         </w:rPr>
         <w:t>项目概述：</w:t>
       </w:r>
       <w:r>
         <w:rPr>
-          <w:rFonts w:ascii="Songti SC" w:hAnsi="Songti SC" w:eastAsia="Songti SC"/>
+          <w:rFonts w:ascii="Arial Unicode MS" w:hAnsi="Arial Unicode MS" w:eastAsia="Arial Unicode MS"/>
           <w:b w:val="0"/>
           <w:color w:val="000000"/>
+          <w:sz w:val="22"/>
         </w:rPr>
-        <w:t xml:space="preserve"> 基于开源 MinivLLM，围绕 Qwen3-8B 扩展 KV Cache 与请求调度，集成 DFlash 批量投机解码、Target CUDA Graph，并完成 EAGLE3/DFlash/DSpark 方法对照、Markov/Confidence 消融及双卡部署实验。技术栈：Python、PyTorch、Triton、CUDA Graph、NCCL、AWQ。</w:t>
+        <w:t xml:space="preserve"> 基于开源 MinivLLM，面向 Qwen3-8B 构建可复现的推理优化与评测框架，扩展 KV Cache、请求调度及多 GPU 推理，集成 DFlash 与 Target CUDA Graph，并接入官方 EAGLE-3、DFlash、DSpark 完成统一 Target 对照与消融。技术栈：Python、PyTorch、Triton、CUDA Graph、NCCL。</w:t>
       </w:r>
     </w:p>
     <w:p>
       <w:pPr>
-        <w:keepNext w:val="0"/>
         <w:keepLines/>
+        <w:spacing w:line="259" w:lineRule="auto" w:after="160"/>
       </w:pPr>
       <w:r>
         <w:rPr>
-          <w:rFonts w:ascii="Songti SC" w:hAnsi="Songti SC" w:eastAsia="Songti SC"/>
+          <w:rFonts w:ascii="Arial Unicode MS" w:hAnsi="Arial Unicode MS" w:eastAsia="Arial Unicode MS"/>
           <w:b/>
           <w:color w:val="000000"/>
+          <w:sz w:val="22"/>
         </w:rPr>
-        <w:t>缓存与请求调度：</w:t>
+        <w:t>KV Cache 与请求调度：</w:t>
       </w:r>
       <w:r>
         <w:rPr>
-          <w:rFonts w:ascii="Songti SC" w:hAnsi="Songti SC" w:eastAsia="Songti SC"/>
+          <w:rFonts w:ascii="Arial Unicode MS" w:hAnsi="Arial Unicode MS" w:eastAsia="Arial Unicode MS"/>
           <w:b w:val="0"/>
           <w:color w:val="000000"/>
+          <w:sz w:val="22"/>
         </w:rPr>
-        <w:t xml:space="preserve"> 扩展分页 KV、链式块哈希前缀匹配与 LRU，支持 Chunked Prefill 和 P/D 混合连续批处理，验证部分 Prefill 不采样、请求补位与页回收。固定版本 ShareGPT 派生 100 请求中，三种调度输出逐 Token 一致；同一 Chunk 配置开启 Prefix，单次吞吐 </w:t>
+        <w:t xml:space="preserve"> 扩展链式块哈希前缀复用、引用计数/LRU 及 Chunked Prefill 混合调度，支持共享 KV、部分 Prefill 不采样与动态补位。100 请求 ShareGPT 四组、各三轮对照中，Prefix-only 输出吞吐中位数较 Full Prefill 提升 </w:t>
       </w:r>
       <w:r>
         <w:rPr>
-          <w:rFonts w:ascii="Songti SC" w:hAnsi="Songti SC" w:eastAsia="Songti SC"/>
+          <w:rFonts w:ascii="Arial Unicode MS" w:hAnsi="Arial Unicode MS" w:eastAsia="Arial Unicode MS"/>
           <w:b/>
           <w:color w:val="000000"/>
+          <w:sz w:val="22"/>
         </w:rPr>
-        <w:t>43.67→52.51 tokens/s（+20.2%）</w:t>
+        <w:t>22.53%</w:t>
       </w:r>
       <w:r>
         <w:rPr>
-          <w:rFonts w:ascii="Songti SC" w:hAnsi="Songti SC" w:eastAsia="Songti SC"/>
+          <w:rFonts w:ascii="Arial Unicode MS" w:hAnsi="Arial Unicode MS" w:eastAsia="Arial Unicode MS"/>
           <w:b w:val="0"/>
           <w:color w:val="000000"/>
+          <w:sz w:val="22"/>
+        </w:rPr>
+        <w:t xml:space="preserve">；同一 Chunk 配置启用 Prefix 的配对吞吐提升 </w:t>
+      </w:r>
+      <w:r>
+        <w:rPr>
+          <w:rFonts w:ascii="Arial Unicode MS" w:hAnsi="Arial Unicode MS" w:eastAsia="Arial Unicode MS"/>
+          <w:b/>
+          <w:color w:val="000000"/>
+          <w:sz w:val="22"/>
+        </w:rPr>
+        <w:t>16.61%</w:t>
+      </w:r>
+      <w:r>
+        <w:rPr>
+          <w:rFonts w:ascii="Arial Unicode MS" w:hAnsi="Arial Unicode MS" w:eastAsia="Arial Unicode MS"/>
+          <w:b w:val="0"/>
+          <w:color w:val="000000"/>
+          <w:sz w:val="22"/>
         </w:rPr>
         <w:t>。</w:t>
       </w:r>
     </w:p>
     <w:p>
       <w:pPr>
-        <w:keepNext w:val="0"/>
         <w:keepLines/>
+        <w:spacing w:line="259" w:lineRule="auto" w:after="160"/>
       </w:pPr>
       <w:r>
         <w:rPr>
-          <w:rFonts w:ascii="Songti SC" w:hAnsi="Songti SC" w:eastAsia="Songti SC"/>
+          <w:rFonts w:ascii="Arial Unicode MS" w:hAnsi="Arial Unicode MS" w:eastAsia="Arial Unicode MS"/>
           <w:b/>
           <w:color w:val="000000"/>
+          <w:sz w:val="22"/>
         </w:rPr>
         <w:t>DFlash 与 CUDA Graph：</w:t>
       </w:r>
       <w:r>
         <w:rPr>
-          <w:rFonts w:ascii="Songti SC" w:hAnsi="Songti SC" w:eastAsia="Songti SC"/>
+          <w:rFonts w:ascii="Arial Unicode MS" w:hAnsi="Arial Unicode MS" w:eastAsia="Arial Unicode MS"/>
           <w:b w:val="0"/>
           <w:color w:val="000000"/>
+          <w:sz w:val="22"/>
         </w:rPr>
-        <w:t xml:space="preserve"> 接入官方 Draft，实现批量 Target 验证、连续前缀接受与 KV 回滚，按 batch/query 分桶捕获 Target 前向图。单 A100 40GB、固定每请求 256 输出，三轮中位数相对 </w:t>
+        <w:t xml:space="preserve"> 接入官方 DFlash Draft，实现多请求 Target 批量验证、连续前缀接受及 KV 回滚；通过静态缓冲与 Batch/Query 形状分桶捕获 Target 前向图。单 A100 40GB、每请求 256 输出 Token，单请求及三请求总吞吐分别达到 AR Graph 基线的 </w:t>
       </w:r>
       <w:r>
         <w:rPr>
-          <w:rFonts w:ascii="Songti SC" w:hAnsi="Songti SC" w:eastAsia="Songti SC"/>
+          <w:rFonts w:ascii="Arial Unicode MS" w:hAnsi="Arial Unicode MS" w:eastAsia="Arial Unicode MS"/>
           <w:b/>
           <w:color w:val="000000"/>
+          <w:sz w:val="22"/>
         </w:rPr>
-        <w:t>AR Graph</w:t>
+        <w:t>2.99× / 1.52×</w:t>
       </w:r>
       <w:r>
         <w:rPr>
-          <w:rFonts w:ascii="Songti SC" w:hAnsi="Songti SC" w:eastAsia="Songti SC"/>
+          <w:rFonts w:ascii="Arial Unicode MS" w:hAnsi="Arial Unicode MS" w:eastAsia="Arial Unicode MS"/>
           <w:b w:val="0"/>
           <w:color w:val="000000"/>
+          <w:sz w:val="22"/>
         </w:rPr>
-        <w:t xml:space="preserve">：单请求 </w:t>
-      </w:r>
-      <w:r>
-        <w:rPr>
-          <w:rFonts w:ascii="Songti SC" w:hAnsi="Songti SC" w:eastAsia="Songti SC"/>
-          <w:b/>
-          <w:color w:val="000000"/>
-        </w:rPr>
-        <w:t>5.513→1.846 s</w:t>
-      </w:r>
-      <w:r>
-        <w:rPr>
-          <w:rFonts w:ascii="Songti SC" w:hAnsi="Songti SC" w:eastAsia="Songti SC"/>
-          <w:b w:val="0"/>
-          <w:color w:val="000000"/>
-        </w:rPr>
-        <w:t xml:space="preserve">，驻留≤2 的三请求总耗时 </w:t>
-      </w:r>
-      <w:r>
-        <w:rPr>
-          <w:rFonts w:ascii="Songti SC" w:hAnsi="Songti SC" w:eastAsia="Songti SC"/>
-          <w:b/>
-          <w:color w:val="000000"/>
-        </w:rPr>
-        <w:t>11.653→7.651 s</w:t>
-      </w:r>
-      <w:r>
-        <w:rPr>
-          <w:rFonts w:ascii="Songti SC" w:hAnsi="Songti SC" w:eastAsia="Songti SC"/>
-          <w:b w:val="0"/>
-          <w:color w:val="000000"/>
-        </w:rPr>
-        <w:t xml:space="preserve">，总吞吐 </w:t>
-      </w:r>
-      <w:r>
-        <w:rPr>
-          <w:rFonts w:ascii="Songti SC" w:hAnsi="Songti SC" w:eastAsia="Songti SC"/>
-          <w:b/>
-          <w:color w:val="000000"/>
-        </w:rPr>
-        <w:t>2.99×/1.52×</w:t>
-      </w:r>
-      <w:r>
-        <w:rPr>
-          <w:rFonts w:ascii="Songti SC" w:hAnsi="Songti SC" w:eastAsia="Songti SC"/>
-          <w:b w:val="0"/>
-          <w:color w:val="000000"/>
-        </w:rPr>
-        <w:t>；输出和接受轨迹一致，验证前向无 fallback。</w:t>
+        <w:t>，三轮输出与接受轨迹一致，正式验证前向无 Graph Fallback。</w:t>
       </w:r>
     </w:p>
     <w:p>
       <w:pPr>
-        <w:keepNext w:val="0"/>
         <w:keepLines/>
+        <w:spacing w:line="259" w:lineRule="auto" w:after="160"/>
       </w:pPr>
       <w:r>
         <w:rPr>
-          <w:rFonts w:ascii="Songti SC" w:hAnsi="Songti SC" w:eastAsia="Songti SC"/>
+          <w:rFonts w:ascii="Arial Unicode MS" w:hAnsi="Arial Unicode MS" w:eastAsia="Arial Unicode MS"/>
           <w:b/>
           <w:color w:val="000000"/>
+          <w:sz w:val="22"/>
         </w:rPr>
-        <w:t>投机方法对照与消融：</w:t>
+        <w:t>投机解码对照与消融：</w:t>
       </w:r>
       <w:r>
         <w:rPr>
-          <w:rFonts w:ascii="Songti SC" w:hAnsi="Songti SC" w:eastAsia="Songti SC"/>
+          <w:rFonts w:ascii="Arial Unicode MS" w:hAnsi="Arial Unicode MS" w:eastAsia="Arial Unicode MS"/>
           <w:b w:val="0"/>
           <w:color w:val="000000"/>
+          <w:sz w:val="22"/>
         </w:rPr>
-        <w:t xml:space="preserve"> 将官方 EAGLE3/DFlash/DSpark 接入同一稳定 Target。单 A100 40GB、12 条固定输入、每条 256 输出、三轮测量，相对配对 </w:t>
+        <w:t xml:space="preserve"> 将官方 EAGLE-3、DFlash、DSpark 接入统一 Qwen3-8B Target，开展固定候选预算的方法对照与 DSpark 推理消融。单 A100、Batch=1、无 Graph 下，三种方法吞吐分别达到配对 AR Eager 的 </w:t>
       </w:r>
       <w:r>
         <w:rPr>
-          <w:rFonts w:ascii="Songti SC" w:hAnsi="Songti SC" w:eastAsia="Songti SC"/>
+          <w:rFonts w:ascii="Arial Unicode MS" w:hAnsi="Arial Unicode MS" w:eastAsia="Arial Unicode MS"/>
           <w:b/>
           <w:color w:val="000000"/>
+          <w:sz w:val="22"/>
         </w:rPr>
-        <w:t>AR Eager</w:t>
+        <w:t>2.93× / 3.48× / 3.90×</w:t>
       </w:r>
       <w:r>
         <w:rPr>
-          <w:rFonts w:ascii="Songti SC" w:hAnsi="Songti SC" w:eastAsia="Songti SC"/>
+          <w:rFonts w:ascii="Arial Unicode MS" w:hAnsi="Arial Unicode MS" w:eastAsia="Arial Unicode MS"/>
           <w:b w:val="0"/>
           <w:color w:val="000000"/>
+          <w:sz w:val="22"/>
         </w:rPr>
-        <w:t xml:space="preserve"> 的吞吐分别为 </w:t>
+        <w:t xml:space="preserve">（DSpark Markov Only），七种投机配置共 </w:t>
       </w:r>
       <w:r>
         <w:rPr>
-          <w:rFonts w:ascii="Songti SC" w:hAnsi="Songti SC" w:eastAsia="Songti SC"/>
+          <w:rFonts w:ascii="Arial Unicode MS" w:hAnsi="Arial Unicode MS" w:eastAsia="Arial Unicode MS"/>
           <w:b/>
           <w:color w:val="000000"/>
-        </w:rPr>
-        <w:t>2.93×/3.48×/3.90×</w:t>
-      </w:r>
-      <w:r>
-        <w:rPr>
-          <w:rFonts w:ascii="Songti SC" w:hAnsi="Songti SC" w:eastAsia="Songti SC"/>
-          <w:b w:val="0"/>
-          <w:color w:val="000000"/>
-        </w:rPr>
-        <w:t>（DSpark Markov Only），</w:t>
-      </w:r>
-      <w:r>
-        <w:rPr>
-          <w:rFonts w:ascii="Songti SC" w:hAnsi="Songti SC" w:eastAsia="Songti SC"/>
-          <w:b/>
-          <w:color w:val="000000"/>
+          <w:sz w:val="22"/>
         </w:rPr>
         <w:t>252/252</w:t>
       </w:r>
       <w:r>
         <w:rPr>
-          <w:rFonts w:ascii="Songti SC" w:hAnsi="Songti SC" w:eastAsia="Songti SC"/>
+          <w:rFonts w:ascii="Arial Unicode MS" w:hAnsi="Arial Unicode MS" w:eastAsia="Arial Unicode MS"/>
           <w:b w:val="0"/>
           <w:color w:val="000000"/>
+          <w:sz w:val="22"/>
         </w:rPr>
-        <w:t xml:space="preserve"> 组投机输出逐 Token 一致；同一 DSpark checkpoint 启用 Markov 后配对吞吐 </w:t>
+        <w:t xml:space="preserve"> 组完整输出一致；启用 Markov 的配对吞吐提升 </w:t>
       </w:r>
       <w:r>
         <w:rPr>
-          <w:rFonts w:ascii="Songti SC" w:hAnsi="Songti SC" w:eastAsia="Songti SC"/>
+          <w:rFonts w:ascii="Arial Unicode MS" w:hAnsi="Arial Unicode MS" w:eastAsia="Arial Unicode MS"/>
           <w:b/>
           <w:color w:val="000000"/>
+          <w:sz w:val="22"/>
         </w:rPr>
-        <w:t>+84.68%</w:t>
+        <w:t>84.68%</w:t>
       </w:r>
       <w:r>
         <w:rPr>
-          <w:rFonts w:ascii="Songti SC" w:hAnsi="Songti SC" w:eastAsia="Songti SC"/>
+          <w:rFonts w:ascii="Arial Unicode MS" w:hAnsi="Arial Unicode MS" w:eastAsia="Arial Unicode MS"/>
           <w:b w:val="0"/>
           <w:color w:val="000000"/>
+          <w:sz w:val="22"/>
         </w:rPr>
-        <w:t>，Confidence 截断未获得总体吞吐收益。</w:t>
+        <w:t>，Confidence 截断未改善整体吞吐。</w:t>
       </w:r>
     </w:p>
     <w:p>
       <w:pPr>
-        <w:keepNext w:val="0"/>
         <w:keepLines/>
+        <w:spacing w:line="259" w:lineRule="auto" w:after="160"/>
       </w:pPr>
       <w:r>
         <w:rPr>
-          <w:rFonts w:ascii="Songti SC" w:hAnsi="Songti SC" w:eastAsia="Songti SC"/>
+          <w:rFonts w:ascii="Arial Unicode MS" w:hAnsi="Arial Unicode MS" w:eastAsia="Arial Unicode MS"/>
           <w:b/>
           <w:color w:val="000000"/>
+          <w:sz w:val="22"/>
         </w:rPr>
-        <w:t>双卡 DP 与 P/D 分离：</w:t>
+        <w:t>AWQ 量化推理：</w:t>
       </w:r>
       <w:r>
         <w:rPr>
-          <w:rFonts w:ascii="Songti SC" w:hAnsi="Songti SC" w:eastAsia="Songti SC"/>
+          <w:rFonts w:ascii="Arial Unicode MS" w:hAnsi="Arial Unicode MS" w:eastAsia="Arial Unicode MS"/>
           <w:b w:val="0"/>
           <w:color w:val="000000"/>
+          <w:sz w:val="22"/>
         </w:rPr>
-        <w:t xml:space="preserve"> 实现双副本独立 KV、按驻留数路由及单机 1P1D 的全部 36 层 K/V NCCL 迁移与页表重映射。两组 ShareGPT 派生负载单次测量中，DP2 较单卡总吞吐 </w:t>
+        <w:t xml:space="preserve"> 集成官方 AWQ W4A16 权重加载与量化 Linear 参考验证，实现 Triton 量化 GEMM，权重及量化元数据存储较 FP16 减少 </w:t>
       </w:r>
       <w:r>
         <w:rPr>
-          <w:rFonts w:ascii="Songti SC" w:hAnsi="Songti SC" w:eastAsia="Songti SC"/>
+          <w:rFonts w:ascii="Arial Unicode MS" w:hAnsi="Arial Unicode MS" w:eastAsia="Arial Unicode MS"/>
           <w:b/>
           <w:color w:val="000000"/>
+          <w:sz w:val="22"/>
         </w:rPr>
-        <w:t>+19%～26%</w:t>
+        <w:t>62.77%</w:t>
       </w:r>
       <w:r>
         <w:rPr>
-          <w:rFonts w:ascii="Songti SC" w:hAnsi="Songti SC" w:eastAsia="Songti SC"/>
+          <w:rFonts w:ascii="Arial Unicode MS" w:hAnsi="Arial Unicode MS" w:eastAsia="Arial Unicode MS"/>
           <w:b w:val="0"/>
           <w:color w:val="000000"/>
+          <w:sz w:val="22"/>
         </w:rPr>
-        <w:t xml:space="preserve">；1P1D 在接近 DP2 的吞吐下，将最大 Token 间隔由 </w:t>
+        <w:t xml:space="preserve">；所测峰值 allocated 显存由 </w:t>
       </w:r>
       <w:r>
         <w:rPr>
-          <w:rFonts w:ascii="Songti SC" w:hAnsi="Songti SC" w:eastAsia="Songti SC"/>
+          <w:rFonts w:ascii="Arial Unicode MS" w:hAnsi="Arial Unicode MS" w:eastAsia="Arial Unicode MS"/>
           <w:b/>
           <w:color w:val="000000"/>
+          <w:sz w:val="22"/>
         </w:rPr>
-        <w:t>1.79～2.16 s 降至 0.20～0.21 s</w:t>
+        <w:t>19.87～20.03 GiB 降至 10.31～10.47 GiB</w:t>
       </w:r>
       <w:r>
         <w:rPr>
-          <w:rFonts w:ascii="Songti SC" w:hAnsi="Songti SC" w:eastAsia="Songti SC"/>
+          <w:rFonts w:ascii="Arial Unicode MS" w:hAnsi="Arial Unicode MS" w:eastAsia="Arial Unicode MS"/>
           <w:b w:val="0"/>
           <w:color w:val="000000"/>
+          <w:sz w:val="22"/>
         </w:rPr>
-        <w:t>；两模式各 48 条请求与单卡输出一致。</w:t>
+        <w:t>。所测量化推理未获得吞吐提升。</w:t>
       </w:r>
     </w:p>
     <w:p>
       <w:pPr>
-        <w:keepNext w:val="0"/>
         <w:keepLines/>
+        <w:spacing w:line="259" w:lineRule="auto" w:after="160"/>
       </w:pPr>
       <w:r>
         <w:rPr>
-          <w:rFonts w:ascii="Songti SC" w:hAnsi="Songti SC" w:eastAsia="Songti SC"/>
+          <w:rFonts w:ascii="Arial Unicode MS" w:hAnsi="Arial Unicode MS" w:eastAsia="Arial Unicode MS"/>
           <w:b/>
           <w:color w:val="000000"/>
+          <w:sz w:val="22"/>
         </w:rPr>
-        <w:t>量化与张量并行：</w:t>
+        <w:t>多 GPU 推理：</w:t>
       </w:r>
       <w:r>
         <w:rPr>
-          <w:rFonts w:ascii="Songti SC" w:hAnsi="Songti SC" w:eastAsia="Songti SC"/>
+          <w:rFonts w:ascii="Arial Unicode MS" w:hAnsi="Arial Unicode MS" w:eastAsia="Arial Unicode MS"/>
           <w:b w:val="0"/>
           <w:color w:val="000000"/>
+          <w:sz w:val="22"/>
         </w:rPr>
-        <w:t xml:space="preserve"> 加载官方 AWQ W4A16 并验证量化 Linear，权重及量化元数据存储较 FP16 </w:t>
+        <w:t xml:space="preserve"> 完善 TP2 分片加载与推理，实现 DP2 双副本路由及单机 1P1D Prefill/Decode 分离，通过 NCCL 完成全部 36 层 KV 迁移与物理页表重映射。双 A100 两组受控负载下，DP2 相较单卡总吞吐提升 </w:t>
       </w:r>
       <w:r>
         <w:rPr>
-          <w:rFonts w:ascii="Songti SC" w:hAnsi="Songti SC" w:eastAsia="Songti SC"/>
+          <w:rFonts w:ascii="Arial Unicode MS" w:hAnsi="Arial Unicode MS" w:eastAsia="Arial Unicode MS"/>
           <w:b/>
           <w:color w:val="000000"/>
+          <w:sz w:val="22"/>
         </w:rPr>
-        <w:t>−62.77%</w:t>
+        <w:t>19%～26%</w:t>
       </w:r>
       <w:r>
         <w:rPr>
-          <w:rFonts w:ascii="Songti SC" w:hAnsi="Songti SC" w:eastAsia="Songti SC"/>
+          <w:rFonts w:ascii="Arial Unicode MS" w:hAnsi="Arial Unicode MS" w:eastAsia="Arial Unicode MS"/>
           <w:b w:val="0"/>
           <w:color w:val="000000"/>
+          <w:sz w:val="22"/>
         </w:rPr>
-        <w:t xml:space="preserve">；完成 NCCL TP2 分片加载与推理，每卡峰值显存约 </w:t>
+        <w:t xml:space="preserve">；1P1D 在与 DP2 吞吐接近时，最大 ITL 降低约 </w:t>
       </w:r>
       <w:r>
         <w:rPr>
-          <w:rFonts w:ascii="Songti SC" w:hAnsi="Songti SC" w:eastAsia="Songti SC"/>
+          <w:rFonts w:ascii="Arial Unicode MS" w:hAnsi="Arial Unicode MS" w:eastAsia="Arial Unicode MS"/>
           <w:b/>
           <w:color w:val="000000"/>
+          <w:sz w:val="22"/>
         </w:rPr>
-        <w:t>20.08→10.10 GiB</w:t>
+        <w:t>89%～90%</w:t>
       </w:r>
       <w:r>
         <w:rPr>
-          <w:rFonts w:ascii="Songti SC" w:hAnsi="Songti SC" w:eastAsia="Songti SC"/>
+          <w:rFonts w:ascii="Arial Unicode MS" w:hAnsi="Arial Unicode MS" w:eastAsia="Arial Unicode MS"/>
           <w:b w:val="0"/>
           <w:color w:val="000000"/>
+          <w:sz w:val="22"/>
         </w:rPr>
-        <w:t>。所测 AWQ、TP2 均未获得吞吐提升。</w:t>
-        <w:br/>
+        <w:t>。</w:t>
       </w:r>
     </w:p>
     <w:sectPr>
@@ -748,7 +735,7 @@
       <w:spacing w:line="288" w:lineRule="auto" w:after="160"/>
     </w:pPr>
     <w:rPr>
-      <w:rFonts w:ascii="Songti SC" w:hAnsi="Songti SC" w:eastAsia="Songti SC" w:cs="Songti SC"/>
+      <w:rFonts w:ascii="Arial Unicode MS" w:hAnsi="Arial Unicode MS" w:eastAsia="Arial Unicode MS" w:cs="Songti SC"/>
       <w:color w:val="000000"/>
       <w:sz w:val="22"/>
     </w:rPr>
